--- a/hibernate-interview-preparation.docx
+++ b/hibernate-interview-preparation.docx
@@ -1678,11 +1678,9 @@
       <w:r>
         <w:t xml:space="preserve">Early constrain </w:t>
       </w:r>
-      <w:proofErr w:type="spellStart"/>
-      <w:r>
-        <w:t>cheking</w:t>
-      </w:r>
-      <w:proofErr w:type="spellEnd"/>
+      <w:r>
+        <w:t>checking</w:t>
+      </w:r>
       <w:r>
         <w:t>.</w:t>
       </w:r>
@@ -10470,15 +10468,13 @@
         </w:rPr>
         <w:t xml:space="preserve"> object holds the second level cache data. The data stored in the second level cache will be available to entire application. But we need to enable it </w:t>
       </w:r>
-      <w:proofErr w:type="spellStart"/>
-      <w:r>
-        <w:rPr>
-          <w:rFonts w:ascii="Segoe UI" w:hAnsi="Segoe UI" w:cs="Segoe UI"/>
-          <w:color w:val="333333"/>
-        </w:rPr>
-        <w:t>explicitely</w:t>
-      </w:r>
-      <w:proofErr w:type="spellEnd"/>
+      <w:r>
+        <w:rPr>
+          <w:rFonts w:ascii="Segoe UI" w:hAnsi="Segoe UI" w:cs="Segoe UI"/>
+          <w:color w:val="333333"/>
+        </w:rPr>
+        <w:t>explicitly</w:t>
+      </w:r>
       <w:r>
         <w:rPr>
           <w:rFonts w:ascii="Segoe UI" w:hAnsi="Segoe UI" w:cs="Segoe UI"/>
@@ -17954,6 +17950,7 @@
   <w:style w:type="character" w:default="1" w:styleId="DefaultParagraphFont">
     <w:name w:val="Default Paragraph Font"/>
     <w:uiPriority w:val="1"/>
+    <w:semiHidden/>
     <w:unhideWhenUsed/>
   </w:style>
   <w:style w:type="table" w:default="1" w:styleId="TableNormal">
